--- a/docs/manuscript/paper2/v2/paper2_draft_en_v2.docx
+++ b/docs/manuscript/paper2/v2/paper2_draft_en_v2.docx
@@ -259,7 +259,7 @@
           <w:sz w:val="22"/>
           <w:szCs w:val="22"/>
         </w:rPr>
-        <w:t xml:space="preserve"> The positive control passed (median absolute correlation 0.571, predicted sign in all six decades). For the frozen decomposition, ΔT (the interval between the two component peaks) versus aortic pulse wave velocity reached 0.223 and the reflection index RI (the ratio of the peak heights) versus peripheral resistance 0.207; neither met the criterion. From the same waveforms, fiducial-point indices reached 0.710 and 0.504 and the early amplitude ratio 0.836; all met it. The negative persisted in a version rebuilt to match five source papers (0.167), across twelve combinations of basis and component count (best 0.56), and under the fitting conditions of six published papers applied unchanged (best 0.578), neither approaching the fiducial-point value on the same subjects (0.71); the last two are explorations on subsets to which the six-stratum criterion was not applied. Adding components improved the fit to the waveform while lowering the correlation with truth. Pulse wave velocity had the largest effect on decomposition-derived ΔT (−17.0% from −1 SD to +1 SD), but heart rate (−10.9%) and aortic diameter (−12.6%) had effects of the same size. Ordering the subjects of one age stratum by ΔT reproduced their ordering by heart rate (rank correlation −0.54) more closely than their ordering by pulse wave velocity (−0.26). When pulse wave velocity alone was moved across its low, middle and high levels, ΔT went 332, 353 and 251 ms: it lengthened and then shortened. A rank correlation assumes a monotone relation, so even the factor with the largest change in the mean (the largest main effect) can have a small rank correlation.</w:t>
+        <w:t xml:space="preserve"> The positive control passed (median absolute correlation 0.571, predicted sign in all six decades). A post hoc check showed that the distributed transit time had been assigned to the wrong cardiac cycle in 22.2% of subjects; correcting this raised the correlation to 0.986. For the frozen decomposition, ΔT (the interval between the two component peaks) versus aortic pulse wave velocity reached 0.223 and the reflection index RI (the ratio of the peak heights) versus peripheral resistance 0.207; neither met the criterion. From the same waveforms, fiducial-point indices reached 0.710 and 0.504 and the early amplitude ratio 0.836; all met it. The negative persisted in a version rebuilt to match five source papers (0.167), across twelve combinations of basis and component count (best 0.56), and under the fitting conditions of six published papers applied unchanged (best 0.578), neither approaching the fiducial-point value on the same subjects (0.71); the last two are explorations on subsets to which the six-stratum criterion was not applied. Adding components improved the fit to the waveform while lowering the correlation with truth. Pulse wave velocity had the largest effect on decomposition-derived ΔT (−17.0% from −1 SD to +1 SD), but heart rate (−10.9%) and aortic diameter (−12.6%) had effects of the same size. Ordering the subjects of one age stratum by ΔT reproduced their ordering by heart rate (rank correlation −0.54) more closely than their ordering by pulse wave velocity (−0.26). When pulse wave velocity alone was moved across its low, middle and high levels, ΔT went 332, 353 and 251 ms: it lengthened and then shortened. The exchange in which the second component captures the late-systolic rather than the diastolic wave occurred in 2.9% of the beats the frozen version accepted, and excluding those subjects left the correlation below 0.30. A rank correlation assumes a monotone relation, so even the factor with the largest change in the mean (the largest main effect) can have a small rank correlation.</w:t>
       </w:r>
     </w:p>
     <w:p>

--- a/docs/manuscript/paper2/v2/paper2_draft_en_v2.docx
+++ b/docs/manuscript/paper2/v2/paper2_draft_en_v2.docx
@@ -2512,7 +2512,7 @@
           <w:sz w:val="22"/>
           <w:szCs w:val="22"/>
         </w:rPr>
-        <w:t xml:space="preserve">Neither decomposition version passed. The frozen version passed its convergence audit in 4,036 of 4,374 subjects (92%), so all three tiers could be evaluated. The skew-Gaussian route of the rebuilt version accepted almost no beats (2 of 4,374) because the right-skewed tail filled in the shallow notch and displaced the fiducial points by 15–25 ms, more than the 6 ms tolerance of the Wang criterion, and changing the thresholds does not raise the acceptance. Two accepted beats cannot support a verdict, so this route is read on the fitted values of all subjects (tier C), and that only two beats were accepted is itself a result: tiers A and B could therefore not be evaluated, and tier C did not reach the threshold. The gamma route accepted 103 beats and passed some tiers but not all, and </w:t>
+        <w:t xml:space="preserve">Neither decomposition version passed. The frozen version passed its convergence audit in 4,036 of 4,374 subjects (92%), so all three tiers could be evaluated. The skew-Gaussian route of the rebuilt version accepted almost no beats (2 of 4,374) because the right-skewed tail filled in the shallow notch and displaced the fiducial points by 15–25 ms, more than the 6 ms tolerance of the Wang criterion. In the prespecified sensitivity analysis, loosening the time tolerance to 12 ms, 25 ms and no limit did not yield enough accepted subjects per stratum for a verdict (ΔT versus aortic PWV 0.33, 0.41 and 0.23), and removing every acceptance criterion accepted 77.5% of subjects but gave 0.054. On the gamma route, removing every criterion accepted 91.9% and gave 0.554 for ΔT versus aortic PWV and 0.286 for RI versus peripheral resistance. The verdict is therefore not a product of the acceptance thresholds. Two accepted beats cannot support a verdict, so this route is read on the fitted values of all subjects (tier C), and that only two beats were accepted is itself a result: tiers A and B could therefore not be evaluated, and tier C did not reach the threshold. The gamma route accepted 103 beats and passed some tiers but not all, and </w:t>
       </w:r>
       <w:r>
         <w:rPr>

--- a/docs/manuscript/paper2/v2/paper2_draft_en_v2.docx
+++ b/docs/manuscript/paper2/v2/paper2_draft_en_v2.docx
@@ -5,7 +5,7 @@
     <w:p>
       <w:pPr>
         <w:pStyle w:val="Heading1"/>
-        <w:spacing w:before="280" w:after="140" w:line="276"/>
+        <w:spacing w:after="140" w:before="280" w:line="276"/>
       </w:pPr>
       <w:r>
         <w:rPr>
@@ -117,7 +117,7 @@
     <w:p>
       <w:pPr>
         <w:pStyle w:val="Heading2"/>
-        <w:spacing w:before="280" w:after="140" w:line="276"/>
+        <w:spacing w:after="140" w:before="280" w:line="276"/>
       </w:pPr>
       <w:r>
         <w:rPr>
@@ -173,7 +173,7 @@
     <w:p>
       <w:pPr>
         <w:pStyle w:val="Heading2"/>
-        <w:spacing w:before="280" w:after="140" w:line="276"/>
+        <w:spacing w:after="140" w:before="280" w:line="276"/>
       </w:pPr>
       <w:r>
         <w:rPr>
@@ -315,7 +315,7 @@
     <w:p>
       <w:pPr>
         <w:pStyle w:val="Heading2"/>
-        <w:spacing w:before="280" w:after="140" w:line="276"/>
+        <w:spacing w:after="140" w:before="280" w:line="276"/>
       </w:pPr>
       <w:r>
         <w:rPr>
@@ -538,7 +538,7 @@
     <w:p>
       <w:pPr>
         <w:pStyle w:val="Heading2"/>
-        <w:spacing w:before="280" w:after="140" w:line="276"/>
+        <w:spacing w:after="140" w:before="280" w:line="276"/>
       </w:pPr>
       <w:r>
         <w:rPr>
@@ -555,7 +555,7 @@
     <w:p>
       <w:pPr>
         <w:pStyle w:val="Heading3"/>
-        <w:spacing w:before="280" w:after="140" w:line="276"/>
+        <w:spacing w:after="140" w:before="280" w:line="276"/>
       </w:pPr>
       <w:r>
         <w:rPr>
@@ -734,7 +734,7 @@
     <w:p>
       <w:pPr>
         <w:pStyle w:val="Heading3"/>
-        <w:spacing w:before="280" w:after="140" w:line="276"/>
+        <w:spacing w:after="140" w:before="280" w:line="276"/>
       </w:pPr>
       <w:r>
         <w:rPr>
@@ -765,7 +765,7 @@
     <w:p>
       <w:pPr>
         <w:pStyle w:val="Heading3"/>
-        <w:spacing w:before="280" w:after="140" w:line="276"/>
+        <w:spacing w:after="140" w:before="280" w:line="276"/>
       </w:pPr>
       <w:r>
         <w:rPr>
@@ -949,7 +949,7 @@
           <w:sz w:val="22"/>
           <w:szCs w:val="22"/>
         </w:rPr>
-        <w:t xml:space="preserve">Upstroke amplitude ratio.</w:t>
+        <w:t xml:space="preserve">Early amplitude ratio.</w:t>
       </w:r>
       <w:r>
         <w:rPr>
@@ -978,7 +978,7 @@
     <w:p>
       <w:pPr>
         <w:pStyle w:val="Heading3"/>
-        <w:spacing w:before="280" w:after="140" w:line="276"/>
+        <w:spacing w:after="140" w:before="280" w:line="276"/>
       </w:pPr>
       <w:r>
         <w:rPr>
@@ -1249,7 +1249,7 @@
     <w:p>
       <w:pPr>
         <w:pStyle w:val="Heading3"/>
-        <w:spacing w:before="280" w:after="140" w:line="276"/>
+        <w:spacing w:after="140" w:before="280" w:line="276"/>
       </w:pPr>
       <w:r>
         <w:rPr>
@@ -1382,7 +1382,7 @@
     <w:p>
       <w:pPr>
         <w:pStyle w:val="Heading3"/>
-        <w:spacing w:before="280" w:after="140" w:line="276"/>
+        <w:spacing w:after="140" w:before="280" w:line="276"/>
       </w:pPr>
       <w:r>
         <w:rPr>
@@ -1413,7 +1413,7 @@
     <w:p>
       <w:pPr>
         <w:pStyle w:val="Heading3"/>
-        <w:spacing w:before="280" w:after="140" w:line="276"/>
+        <w:spacing w:after="140" w:before="280" w:line="276"/>
       </w:pPr>
       <w:r>
         <w:rPr>
@@ -1444,7 +1444,7 @@
     <w:p>
       <w:pPr>
         <w:pStyle w:val="Heading2"/>
-        <w:spacing w:before="280" w:after="140" w:line="276"/>
+        <w:spacing w:after="140" w:before="280" w:line="276"/>
       </w:pPr>
       <w:r>
         <w:rPr>
@@ -1461,7 +1461,7 @@
     <w:p>
       <w:pPr>
         <w:pStyle w:val="Heading3"/>
-        <w:spacing w:before="280" w:after="140" w:line="276"/>
+        <w:spacing w:after="140" w:before="280" w:line="276"/>
       </w:pPr>
       <w:r>
         <w:rPr>
@@ -1532,7 +1532,7 @@
     <w:p>
       <w:pPr>
         <w:pStyle w:val="Heading3"/>
-        <w:spacing w:before="280" w:after="140" w:line="276"/>
+        <w:spacing w:after="140" w:before="280" w:line="276"/>
       </w:pPr>
       <w:r>
         <w:rPr>
@@ -1573,7 +1573,7 @@
     </w:p>
     <w:tbl>
       <w:tblPr>
-        <w:tblW w:type="pct" w:w="100%"/>
+        <w:tblW w:type="pct" w:w="5000"/>
         <w:tblBorders>
           <w:top w:val="single" w:color="auto" w:sz="4"/>
           <w:left w:val="single" w:color="auto" w:sz="4"/>
@@ -1584,10 +1584,10 @@
         </w:tblBorders>
       </w:tblPr>
       <w:tblGrid>
-        <w:gridCol w:w="100"/>
-        <w:gridCol w:w="100"/>
-        <w:gridCol w:w="100"/>
-        <w:gridCol w:w="100"/>
+        <w:gridCol w:w="2268"/>
+        <w:gridCol w:w="2268"/>
+        <w:gridCol w:w="2268"/>
+        <w:gridCol w:w="2268"/>
       </w:tblGrid>
       <w:tr>
         <w:trPr>
@@ -1724,7 +1724,7 @@
       </w:tr>
       <w:tr>
         <w:trPr>
-          <w:tblHeader w:val="false"/>
+          <w:tblHeader w:val="off"/>
         </w:trPr>
         <w:tc>
           <w:tcPr>
@@ -1849,7 +1849,7 @@
       </w:tr>
       <w:tr>
         <w:trPr>
-          <w:tblHeader w:val="false"/>
+          <w:tblHeader w:val="off"/>
         </w:trPr>
         <w:tc>
           <w:tcPr>
@@ -1974,7 +1974,7 @@
       </w:tr>
       <w:tr>
         <w:trPr>
-          <w:tblHeader w:val="false"/>
+          <w:tblHeader w:val="off"/>
         </w:trPr>
         <w:tc>
           <w:tcPr>
@@ -2099,7 +2099,7 @@
       </w:tr>
       <w:tr>
         <w:trPr>
-          <w:tblHeader w:val="false"/>
+          <w:tblHeader w:val="off"/>
         </w:trPr>
         <w:tc>
           <w:tcPr>
@@ -2232,7 +2232,7 @@
       </w:tr>
       <w:tr>
         <w:trPr>
-          <w:tblHeader w:val="false"/>
+          <w:tblHeader w:val="off"/>
         </w:trPr>
         <w:tc>
           <w:tcPr>
@@ -2262,7 +2262,7 @@
                 <w:sz w:val="22"/>
                 <w:szCs w:val="22"/>
               </w:rPr>
-              <w:t xml:space="preserve">Upstroke amplitude ratio Am_b/Am_p1</w:t>
+              <w:t xml:space="preserve">Early amplitude ratio Am_b/Am_p1</w:t>
             </w:r>
           </w:p>
         </w:tc>
@@ -2363,7 +2363,7 @@
       </w:tr>
       <w:tr>
         <w:trPr>
-          <w:tblHeader w:val="false"/>
+          <w:tblHeader w:val="off"/>
         </w:trPr>
         <w:tc>
           <w:tcPr>
@@ -2597,7 +2597,7 @@
     <w:p>
       <w:pPr>
         <w:pStyle w:val="Heading3"/>
-        <w:spacing w:before="280" w:after="140" w:line="276"/>
+        <w:spacing w:after="140" w:before="280" w:line="276"/>
       </w:pPr>
       <w:r>
         <w:rPr>
@@ -2829,7 +2829,7 @@
     <w:p>
       <w:pPr>
         <w:pStyle w:val="Heading3"/>
-        <w:spacing w:before="280" w:after="140" w:line="276"/>
+        <w:spacing w:after="140" w:before="280" w:line="276"/>
       </w:pPr>
       <w:r>
         <w:rPr>
@@ -2859,7 +2859,7 @@
     </w:p>
     <w:tbl>
       <w:tblPr>
-        <w:tblW w:type="pct" w:w="100%"/>
+        <w:tblW w:type="pct" w:w="5000"/>
         <w:tblBorders>
           <w:top w:val="single" w:color="auto" w:sz="4"/>
           <w:left w:val="single" w:color="auto" w:sz="4"/>
@@ -2870,10 +2870,10 @@
         </w:tblBorders>
       </w:tblPr>
       <w:tblGrid>
-        <w:gridCol w:w="100"/>
-        <w:gridCol w:w="100"/>
-        <w:gridCol w:w="100"/>
-        <w:gridCol w:w="100"/>
+        <w:gridCol w:w="2268"/>
+        <w:gridCol w:w="2268"/>
+        <w:gridCol w:w="2268"/>
+        <w:gridCol w:w="2268"/>
       </w:tblGrid>
       <w:tr>
         <w:trPr>
@@ -3010,7 +3010,7 @@
       </w:tr>
       <w:tr>
         <w:trPr>
-          <w:tblHeader w:val="false"/>
+          <w:tblHeader w:val="off"/>
         </w:trPr>
         <w:tc>
           <w:tcPr>
@@ -3135,7 +3135,7 @@
       </w:tr>
       <w:tr>
         <w:trPr>
-          <w:tblHeader w:val="false"/>
+          <w:tblHeader w:val="off"/>
         </w:trPr>
         <w:tc>
           <w:tcPr>
@@ -3264,7 +3264,7 @@
       </w:tr>
       <w:tr>
         <w:trPr>
-          <w:tblHeader w:val="false"/>
+          <w:tblHeader w:val="off"/>
         </w:trPr>
         <w:tc>
           <w:tcPr>
@@ -3389,7 +3389,7 @@
       </w:tr>
       <w:tr>
         <w:trPr>
-          <w:tblHeader w:val="false"/>
+          <w:tblHeader w:val="off"/>
         </w:trPr>
         <w:tc>
           <w:tcPr>
@@ -3514,7 +3514,7 @@
       </w:tr>
       <w:tr>
         <w:trPr>
-          <w:tblHeader w:val="false"/>
+          <w:tblHeader w:val="off"/>
         </w:trPr>
         <w:tc>
           <w:tcPr>
@@ -3647,7 +3647,7 @@
       </w:tr>
       <w:tr>
         <w:trPr>
-          <w:tblHeader w:val="false"/>
+          <w:tblHeader w:val="off"/>
         </w:trPr>
         <w:tc>
           <w:tcPr>
@@ -3813,7 +3813,7 @@
     <w:p>
       <w:pPr>
         <w:pStyle w:val="Heading3"/>
-        <w:spacing w:before="280" w:after="140" w:line="276"/>
+        <w:spacing w:after="140" w:before="280" w:line="276"/>
       </w:pPr>
       <w:r>
         <w:rPr>
@@ -3869,7 +3869,7 @@
     <w:p>
       <w:pPr>
         <w:pStyle w:val="Heading3"/>
-        <w:spacing w:before="280" w:after="140" w:line="276"/>
+        <w:spacing w:after="140" w:before="280" w:line="276"/>
       </w:pPr>
       <w:r>
         <w:rPr>
@@ -3894,7 +3894,7 @@
           <w:sz w:val="22"/>
           <w:szCs w:val="22"/>
         </w:rPr>
-        <w:t xml:space="preserve">Waveform types were: type 1 (notch present) 891 (20.4%), type 3 (inflection only) 3,378 (77.2%), type 4 (neither) 105 (2.4%). Our detection separates the types only by the presence of a notch and of an inflection on the descending limb, so Dawber types 2 and 3 are both counted as type 3, and these three types account for all 4,374 subjects. The rebuilt decomposition accepts only type 1 beats by rule, so its verdicts rest on type 1. The Wang acceptance criterion decides a fit by whether the fitted components reproduce the positions of the measured fiducial points (the notch and the diastolic peak), so it cannot be applied to beats that have neither; for tiers A and B of the rebuilt version the rule therefore gives up the very advantage of decomposition, that it returns a value in beats without a notch. Type 3 was read with fiducial points (the inflection standing in for the diastolic peak), the p1 construction and the upstroke ratio. The frozen decomposition has no such rule and was fitted to all subjects regardless of type, so how decomposition performs in beats without a notch is read from the frozen version and from tier C.</w:t>
+        <w:t xml:space="preserve">Waveform types were: type 1 (notch present) 891 (20.4%), type 3 (inflection only) 3,378 (77.2%), type 4 (neither) 105 (2.4%). Our detection separates the types only by the presence of a notch and of an inflection on the descending limb, so Dawber types 2 and 3 are both counted as type 3, and these three types account for all 4,374 subjects. The rebuilt decomposition accepts only type 1 beats by rule, so its verdicts rest on type 1. The Wang acceptance criterion decides a fit by whether the fitted components reproduce the positions of the measured fiducial points (the notch and the diastolic peak), so it cannot be applied to beats that have neither; for tiers A and B of the rebuilt version the rule therefore gives up the very advantage of decomposition, that it returns a value in beats without a notch. Type 3 was read with fiducial points (the inflection standing in for the diastolic peak), the p1 construction and the early amplitude ratio. The frozen decomposition has no such rule and was fitted to all subjects regardless of type, so how decomposition performs in beats without a notch is read from the frozen version and from tier C.</w:t>
       </w:r>
     </w:p>
     <w:p>
@@ -3934,7 +3934,7 @@
     <w:p>
       <w:pPr>
         <w:pStyle w:val="Heading2"/>
-        <w:spacing w:before="280" w:after="140" w:line="276"/>
+        <w:spacing w:after="140" w:before="280" w:line="276"/>
       </w:pPr>
       <w:r>
         <w:rPr>
@@ -3951,7 +3951,7 @@
     <w:p>
       <w:pPr>
         <w:pStyle w:val="Heading3"/>
-        <w:spacing w:before="280" w:after="140" w:line="276"/>
+        <w:spacing w:after="140" w:before="280" w:line="276"/>
       </w:pPr>
       <w:r>
         <w:rPr>
@@ -4056,7 +4056,7 @@
     <w:p>
       <w:pPr>
         <w:pStyle w:val="Heading3"/>
-        <w:spacing w:before="280" w:after="140" w:line="276"/>
+        <w:spacing w:after="140" w:before="280" w:line="276"/>
       </w:pPr>
       <w:r>
         <w:rPr>
@@ -4175,7 +4175,7 @@
     <w:p>
       <w:pPr>
         <w:pStyle w:val="Heading3"/>
-        <w:spacing w:before="280" w:after="140" w:line="276"/>
+        <w:spacing w:after="140" w:before="280" w:line="276"/>
       </w:pPr>
       <w:r>
         <w:rPr>
@@ -4424,7 +4424,7 @@
     <w:p>
       <w:pPr>
         <w:pStyle w:val="Heading3"/>
-        <w:spacing w:before="280" w:after="140" w:line="276"/>
+        <w:spacing w:after="140" w:before="280" w:line="276"/>
       </w:pPr>
       <w:r>
         <w:rPr>
@@ -4480,7 +4480,7 @@
     <w:p>
       <w:pPr>
         <w:pStyle w:val="Heading3"/>
-        <w:spacing w:before="280" w:after="140" w:line="276"/>
+        <w:spacing w:after="140" w:before="280" w:line="276"/>
       </w:pPr>
       <w:r>
         <w:rPr>
@@ -4571,7 +4571,7 @@
     <w:p>
       <w:pPr>
         <w:pStyle w:val="Heading3"/>
-        <w:spacing w:before="280" w:after="140" w:line="276"/>
+        <w:spacing w:after="140" w:before="280" w:line="276"/>
       </w:pPr>
       <w:r>
         <w:rPr>
@@ -4616,13 +4616,13 @@
           <w:sz w:val="22"/>
           <w:szCs w:val="22"/>
         </w:rPr>
-        <w:t xml:space="preserve">, and that checking construct validity — whether an index measures the quantity it is meant to measure — against known truth is cheap: the database is open and the analysis takes hours. Where the dicrotic notch is unavailable, an upstroke-only index is an alternative that requires no diastolic feature and, in this population, outperformed both families (0.836).</w:t>
+        <w:t xml:space="preserve">, and that checking construct validity — whether an index measures the quantity it is meant to measure — against known truth is cheap: the database is open and the analysis takes hours. Where the dicrotic notch is unavailable, an upstroke-only index such as the early amplitude ratio is an alternative that requires no diastolic feature and, in this population, outperformed both families (0.836).</w:t>
       </w:r>
     </w:p>
     <w:p>
       <w:pPr>
         <w:pStyle w:val="Heading2"/>
-        <w:spacing w:before="280" w:after="140" w:line="276"/>
+        <w:spacing w:after="140" w:before="280" w:line="276"/>
       </w:pPr>
       <w:r>
         <w:rPr>
@@ -4653,7 +4653,7 @@
     <w:p>
       <w:pPr>
         <w:pStyle w:val="Heading2"/>
-        <w:spacing w:before="280" w:after="140" w:line="276"/>
+        <w:spacing w:after="140" w:before="280" w:line="276"/>
       </w:pPr>
       <w:r>
         <w:rPr>
@@ -4759,7 +4759,7 @@
     <w:p>
       <w:pPr>
         <w:pStyle w:val="Heading2"/>
-        <w:spacing w:before="280" w:after="140" w:line="276"/>
+        <w:spacing w:after="140" w:before="280" w:line="276"/>
       </w:pPr>
       <w:r>
         <w:rPr>
@@ -4881,7 +4881,7 @@
     <w:p>
       <w:pPr>
         <w:pStyle w:val="Heading2"/>
-        <w:spacing w:before="280" w:after="140" w:line="276"/>
+        <w:spacing w:after="140" w:before="280" w:line="276"/>
       </w:pPr>
       <w:r>
         <w:rPr>
@@ -5310,8 +5310,41 @@
 </w:document>
 </file>
 
-<file path=word/comments.xml><?xml version="1.0" encoding="utf-8"?>
-<w:comments xmlns:cx="http://schemas.microsoft.com/office/drawing/2014/chartex" xmlns:cx1="http://schemas.microsoft.com/office/drawing/2015/9/8/chartex" xmlns:cx2="http://schemas.microsoft.com/office/drawing/2015/10/21/chartex" xmlns:cx3="http://schemas.microsoft.com/office/drawing/2016/5/9/chartex" xmlns:cx4="http://schemas.microsoft.com/office/drawing/2016/5/10/chartex" xmlns:cx5="http://schemas.microsoft.com/office/drawing/2016/5/11/chartex" xmlns:cx6="http://schemas.microsoft.com/office/drawing/2016/5/12/chartex" xmlns:cx7="http://schemas.microsoft.com/office/drawing/2016/5/13/chartex" xmlns:cx8="http://schemas.microsoft.com/office/drawing/2016/5/14/chartex" xmlns:mc="http://schemas.openxmlformats.org/markup-compatibility/2006" xmlns:aink="http://schemas.microsoft.com/office/drawing/2016/ink" xmlns:am3d="http://schemas.microsoft.com/office/drawing/2017/model3d" xmlns:o="urn:schemas-microsoft-com:office:office" xmlns:r="http://schemas.openxmlformats.org/officeDocument/2006/relationships" xmlns:m="http://schemas.openxmlformats.org/officeDocument/2006/math" xmlns:v="urn:schemas-microsoft-com:vml" xmlns:wp14="http://schemas.microsoft.com/office/word/2010/wordprocessingDrawing" xmlns:wp="http://schemas.openxmlformats.org/drawingml/2006/wordprocessingDrawing" xmlns:w10="urn:schemas-microsoft-com:office:word" xmlns:w="http://schemas.openxmlformats.org/wordprocessingml/2006/main" xmlns:w14="http://schemas.microsoft.com/office/word/2010/wordml" xmlns:w15="http://schemas.microsoft.com/office/word/2012/wordml" xmlns:w16cex="http://schemas.microsoft.com/office/word/2018/wordml/cex" xmlns:w16cid="http://schemas.microsoft.com/office/word/2016/wordml/cid" xmlns:w16="http://schemas.microsoft.com/office/word/2018/wordml" xmlns:w16sdtdh="http://schemas.microsoft.com/office/word/2020/wordml/sdtdatahash" xmlns:w16se="http://schemas.microsoft.com/office/word/2015/wordml/symex" xmlns:wpg="http://schemas.microsoft.com/office/word/2010/wordprocessingGroup" xmlns:wpi="http://schemas.microsoft.com/office/word/2010/wordprocessingInk" xmlns:wne="http://schemas.microsoft.com/office/word/2006/wordml" xmlns:wps="http://schemas.microsoft.com/office/word/2010/wordprocessingShape"/>
+<file path=word/endnotes.xml><?xml version="1.0" encoding="utf-8"?>
+<w:endnotes xmlns:wpc="http://schemas.microsoft.com/office/word/2010/wordprocessingCanvas" xmlns:mc="http://schemas.openxmlformats.org/markup-compatibility/2006" xmlns:o="urn:schemas-microsoft-com:office:office" xmlns:r="http://schemas.openxmlformats.org/officeDocument/2006/relationships" xmlns:m="http://schemas.openxmlformats.org/officeDocument/2006/math" xmlns:v="urn:schemas-microsoft-com:vml" xmlns:wp14="http://schemas.microsoft.com/office/word/2010/wordprocessingDrawing" xmlns:wp="http://schemas.openxmlformats.org/drawingml/2006/wordprocessingDrawing" xmlns:w10="urn:schemas-microsoft-com:office:word" xmlns:w="http://schemas.openxmlformats.org/wordprocessingml/2006/main" xmlns:w14="http://schemas.microsoft.com/office/word/2010/wordml" xmlns:w15="http://schemas.microsoft.com/office/word/2012/wordml" xmlns:wpg="http://schemas.microsoft.com/office/word/2010/wordprocessingGroup" xmlns:wpi="http://schemas.microsoft.com/office/word/2010/wordprocessingInk" xmlns:wne="http://schemas.microsoft.com/office/word/2006/wordml" xmlns:wps="http://schemas.microsoft.com/office/word/2010/wordprocessingShape" mc:Ignorable="w14 w15 wp14">
+  <w:endnote w:type="separator" w:id="-1">
+    <w:p>
+      <w:pPr>
+        <w:spacing w:after="0" w:line="240" w:lineRule="auto"/>
+      </w:pPr>
+      <w:r>
+        <w:rPr>
+          <w:rStyle w:val="EndnoteReference"/>
+        </w:rPr>
+        <w:endnoteRef/>
+      </w:r>
+      <w:r>
+        <w:separator/>
+      </w:r>
+    </w:p>
+  </w:endnote>
+  <w:endnote w:type="continuationSeparator" w:id="0">
+    <w:p>
+      <w:pPr>
+        <w:spacing w:after="0" w:line="240" w:lineRule="auto"/>
+      </w:pPr>
+      <w:r>
+        <w:rPr>
+          <w:rStyle w:val="EndnoteReference"/>
+        </w:rPr>
+        <w:endnoteRef/>
+      </w:r>
+      <w:r>
+        <w:continuationSeparator/>
+      </w:r>
+    </w:p>
+  </w:endnote>
+</w:endnotes>
 </file>
 
 <file path=word/footer1.xml><?xml version="1.0" encoding="utf-8"?>
@@ -5377,7 +5410,7 @@
 <w:numbering xmlns:wpc="http://schemas.microsoft.com/office/word/2010/wordprocessingCanvas" xmlns:mc="http://schemas.openxmlformats.org/markup-compatibility/2006" xmlns:o="urn:schemas-microsoft-com:office:office" xmlns:r="http://schemas.openxmlformats.org/officeDocument/2006/relationships" xmlns:m="http://schemas.openxmlformats.org/officeDocument/2006/math" xmlns:v="urn:schemas-microsoft-com:vml" xmlns:wp14="http://schemas.microsoft.com/office/word/2010/wordprocessingDrawing" xmlns:wp="http://schemas.openxmlformats.org/drawingml/2006/wordprocessingDrawing" xmlns:w10="urn:schemas-microsoft-com:office:word" xmlns:w="http://schemas.openxmlformats.org/wordprocessingml/2006/main" xmlns:w14="http://schemas.microsoft.com/office/word/2010/wordml" xmlns:w15="http://schemas.microsoft.com/office/word/2012/wordml" xmlns:wpg="http://schemas.microsoft.com/office/word/2010/wordprocessingGroup" xmlns:wpi="http://schemas.microsoft.com/office/word/2010/wordprocessingInk" xmlns:wne="http://schemas.microsoft.com/office/word/2006/wordml" xmlns:wps="http://schemas.microsoft.com/office/word/2010/wordprocessingShape" mc:Ignorable="w14 w15 wp14">
   <w:abstractNum w:abstractNumId="1" w15:restartNumberingAfterBreak="0">
     <w:multiLevelType w:val="hybridMultilevel"/>
-    <w:lvl w:ilvl="0" w15:tentative="1">
+    <w:lvl w:ilvl="0" w:tentative="1">
       <w:start w:val="1"/>
       <w:numFmt w:val="bullet"/>
       <w:lvlText w:val="●"/>
@@ -5386,7 +5419,7 @@
         <w:ind w:left="720" w:hanging="360"/>
       </w:pPr>
     </w:lvl>
-    <w:lvl w:ilvl="1" w15:tentative="1">
+    <w:lvl w:ilvl="1" w:tentative="1">
       <w:start w:val="1"/>
       <w:numFmt w:val="bullet"/>
       <w:lvlText w:val="○"/>
@@ -5395,7 +5428,7 @@
         <w:ind w:left="1440" w:hanging="360"/>
       </w:pPr>
     </w:lvl>
-    <w:lvl w:ilvl="2" w15:tentative="1">
+    <w:lvl w:ilvl="2" w:tentative="1">
       <w:start w:val="1"/>
       <w:numFmt w:val="bullet"/>
       <w:lvlText w:val="■"/>
@@ -5404,7 +5437,7 @@
         <w:ind w:left="2160" w:hanging="360"/>
       </w:pPr>
     </w:lvl>
-    <w:lvl w:ilvl="3" w15:tentative="1">
+    <w:lvl w:ilvl="3" w:tentative="1">
       <w:start w:val="1"/>
       <w:numFmt w:val="bullet"/>
       <w:lvlText w:val="●"/>
@@ -5413,7 +5446,7 @@
         <w:ind w:left="2880" w:hanging="360"/>
       </w:pPr>
     </w:lvl>
-    <w:lvl w:ilvl="4" w15:tentative="1">
+    <w:lvl w:ilvl="4" w:tentative="1">
       <w:start w:val="1"/>
       <w:numFmt w:val="bullet"/>
       <w:lvlText w:val="○"/>
@@ -5422,7 +5455,7 @@
         <w:ind w:left="3600" w:hanging="360"/>
       </w:pPr>
     </w:lvl>
-    <w:lvl w:ilvl="5" w15:tentative="1">
+    <w:lvl w:ilvl="5" w:tentative="1">
       <w:start w:val="1"/>
       <w:numFmt w:val="bullet"/>
       <w:lvlText w:val="■"/>
@@ -5431,7 +5464,7 @@
         <w:ind w:left="4320" w:hanging="360"/>
       </w:pPr>
     </w:lvl>
-    <w:lvl w:ilvl="6" w15:tentative="1">
+    <w:lvl w:ilvl="6" w:tentative="1">
       <w:start w:val="1"/>
       <w:numFmt w:val="bullet"/>
       <w:lvlText w:val="●"/>
@@ -5440,7 +5473,7 @@
         <w:ind w:left="5040" w:hanging="360"/>
       </w:pPr>
     </w:lvl>
-    <w:lvl w:ilvl="7" w15:tentative="1">
+    <w:lvl w:ilvl="7" w:tentative="1">
       <w:start w:val="1"/>
       <w:numFmt w:val="bullet"/>
       <w:lvlText w:val="●"/>
@@ -5449,7 +5482,7 @@
         <w:ind w:left="5760" w:hanging="360"/>
       </w:pPr>
     </w:lvl>
-    <w:lvl w:ilvl="8" w15:tentative="1">
+    <w:lvl w:ilvl="8" w:tentative="1">
       <w:start w:val="1"/>
       <w:numFmt w:val="bullet"/>
       <w:lvlText w:val="●"/>
@@ -5481,6 +5514,10 @@
     </w:rPrDefault>
     <w:pPrDefault/>
   </w:docDefaults>
+  <w:style w:type="paragraph" w:styleId="Normal" w:default="1">
+    <w:name w:val="Normal"/>
+    <w:qFormat/>
+  </w:style>
   <w:style w:type="paragraph" w:styleId="Title">
     <w:name w:val="Title"/>
     <w:basedOn w:val="Normal"/>
@@ -5615,5 +5652,332 @@
       <w:szCs w:val="20"/>
     </w:rPr>
   </w:style>
+  <w:style w:type="character" w:styleId="EndnoteReference">
+    <w:name w:val="endnote reference"/>
+    <w:basedOn w:val="DefaultParagraphFont"/>
+    <w:uiPriority w:val="99"/>
+    <w:semiHidden/>
+    <w:unhideWhenUsed/>
+    <w:rPr>
+      <w:vertAlign w:val="superscript"/>
+    </w:rPr>
+  </w:style>
+  <w:style w:type="paragraph" w:styleId="EndnoteText">
+    <w:name w:val="endnote text"/>
+    <w:basedOn w:val="Normal"/>
+    <w:link w:val="EndnoteTextChar"/>
+    <w:uiPriority w:val="99"/>
+    <w:semiHidden/>
+    <w:unhideWhenUsed/>
+    <w:pPr>
+      <w:spacing w:after="0" w:line="240" w:lineRule="auto"/>
+    </w:pPr>
+    <w:rPr>
+      <w:sz w:val="20"/>
+      <w:szCs w:val="20"/>
+    </w:rPr>
+  </w:style>
+  <w:style w:type="character" w:styleId="EndnoteTextChar">
+    <w:name w:val="Endnote Text Char"/>
+    <w:basedOn w:val="DefaultParagraphFont"/>
+    <w:link w:val="EndnoteText"/>
+    <w:uiPriority w:val="99"/>
+    <w:semiHidden/>
+    <w:unhideWhenUsed/>
+    <w:rPr>
+      <w:sz w:val="20"/>
+      <w:szCs w:val="20"/>
+    </w:rPr>
+  </w:style>
 </w:styles>
+</file>
+
+<file path=word/theme/theme1.xml><?xml version="1.0" encoding="utf-8"?>
+<a:theme xmlns:a="http://schemas.openxmlformats.org/drawingml/2006/main" name="Office Theme">
+  <a:themeElements>
+    <a:clrScheme name="Office">
+      <a:dk1>
+        <a:sysClr val="windowText" lastClr="000000"/>
+      </a:dk1>
+      <a:lt1>
+        <a:sysClr val="window" lastClr="FFFFFF"/>
+      </a:lt1>
+      <a:dk2>
+        <a:srgbClr val="44546A"/>
+      </a:dk2>
+      <a:lt2>
+        <a:srgbClr val="E7E6E6"/>
+      </a:lt2>
+      <a:accent1>
+        <a:srgbClr val="4472C4"/>
+      </a:accent1>
+      <a:accent2>
+        <a:srgbClr val="ED7D31"/>
+      </a:accent2>
+      <a:accent3>
+        <a:srgbClr val="A5A5A5"/>
+      </a:accent3>
+      <a:accent4>
+        <a:srgbClr val="FFC000"/>
+      </a:accent4>
+      <a:accent5>
+        <a:srgbClr val="5B9BD5"/>
+      </a:accent5>
+      <a:accent6>
+        <a:srgbClr val="70AD47"/>
+      </a:accent6>
+      <a:hlink>
+        <a:srgbClr val="0563C1"/>
+      </a:hlink>
+      <a:folHlink>
+        <a:srgbClr val="954F72"/>
+      </a:folHlink>
+    </a:clrScheme>
+    <a:fontScheme name="Office">
+      <a:majorFont>
+        <a:latin typeface="Calibri Light" panose="020F0302020204030204"/>
+        <a:ea typeface=""/>
+        <a:cs typeface=""/>
+        <a:font script="Jpan" typeface="游ゴシック Light"/>
+        <a:font script="Hang" typeface="맑은 고딕"/>
+        <a:font script="Hans" typeface="等线 Light"/>
+        <a:font script="Hant" typeface="新細明體"/>
+        <a:font script="Arab" typeface="Times New Roman"/>
+        <a:font script="Hebr" typeface="Times New Roman"/>
+        <a:font script="Thai" typeface="Angsana New"/>
+        <a:font script="Ethi" typeface="Nyala"/>
+        <a:font script="Beng" typeface="Vrinda"/>
+        <a:font script="Gujr" typeface="Shruti"/>
+        <a:font script="Khmr" typeface="MoolBoran"/>
+        <a:font script="Knda" typeface="Tunga"/>
+        <a:font script="Guru" typeface="Raavi"/>
+        <a:font script="Cans" typeface="Euphemia"/>
+        <a:font script="Cher" typeface="Plantagenet Cherokee"/>
+        <a:font script="Yiii" typeface="Microsoft Yi Baiti"/>
+        <a:font script="Tibt" typeface="Microsoft Himalaya"/>
+        <a:font script="Thaa" typeface="MV Boli"/>
+        <a:font script="Deva" typeface="Mangal"/>
+        <a:font script="Telu" typeface="Gautami"/>
+        <a:font script="Taml" typeface="Latha"/>
+        <a:font script="Syrc" typeface="Estrangelo Edessa"/>
+        <a:font script="Orya" typeface="Kalinga"/>
+        <a:font script="Mlym" typeface="Kartika"/>
+        <a:font script="Laoo" typeface="DokChampa"/>
+        <a:font script="Sinh" typeface="Iskoola Pota"/>
+        <a:font script="Mong" typeface="Mongolian Baiti"/>
+        <a:font script="Viet" typeface="Times New Roman"/>
+        <a:font script="Uigh" typeface="Microsoft Uighur"/>
+        <a:font script="Geor" typeface="Sylfaen"/>
+        <a:font script="Armn" typeface="Arial"/>
+        <a:font script="Bugi" typeface="Leelawadee UI"/>
+        <a:font script="Bopo" typeface="Microsoft JhengHei"/>
+        <a:font script="Java" typeface="Javanese Text"/>
+        <a:font script="Lisu" typeface="Segoe UI"/>
+        <a:font script="Mymr" typeface="Myanmar Text"/>
+        <a:font script="Nkoo" typeface="Ebrima"/>
+        <a:font script="Olck" typeface="Nirmala UI"/>
+        <a:font script="Osma" typeface="Ebrima"/>
+        <a:font script="Phag" typeface="Phagspa"/>
+        <a:font script="Syrn" typeface="Estrangelo Edessa"/>
+        <a:font script="Syrj" typeface="Estrangelo Edessa"/>
+        <a:font script="Syre" typeface="Estrangelo Edessa"/>
+        <a:font script="Sora" typeface="Nirmala UI"/>
+        <a:font script="Tale" typeface="Microsoft Tai Le"/>
+        <a:font script="Talu" typeface="Microsoft New Tai Lue"/>
+        <a:font script="Tfng" typeface="Ebrima"/>
+      </a:majorFont>
+      <a:minorFont>
+        <a:latin typeface="Calibri" panose="020F0502020204030204"/>
+        <a:ea typeface=""/>
+        <a:cs typeface=""/>
+        <a:font script="Jpan" typeface="游明朝"/>
+        <a:font script="Hang" typeface="맑은 고딕"/>
+        <a:font script="Hans" typeface="等线"/>
+        <a:font script="Hant" typeface="新細明體"/>
+        <a:font script="Arab" typeface="Arial"/>
+        <a:font script="Hebr" typeface="Arial"/>
+        <a:font script="Thai" typeface="Cordia New"/>
+        <a:font script="Ethi" typeface="Nyala"/>
+        <a:font script="Beng" typeface="Vrinda"/>
+        <a:font script="Gujr" typeface="Shruti"/>
+        <a:font script="Khmr" typeface="DaunPenh"/>
+        <a:font script="Knda" typeface="Tunga"/>
+        <a:font script="Guru" typeface="Raavi"/>
+        <a:font script="Cans" typeface="Euphemia"/>
+        <a:font script="Cher" typeface="Plantagenet Cherokee"/>
+        <a:font script="Yiii" typeface="Microsoft Yi Baiti"/>
+        <a:font script="Tibt" typeface="Microsoft Himalaya"/>
+        <a:font script="Thaa" typeface="MV Boli"/>
+        <a:font script="Deva" typeface="Mangal"/>
+        <a:font script="Telu" typeface="Gautami"/>
+        <a:font script="Taml" typeface="Latha"/>
+        <a:font script="Syrc" typeface="Estrangelo Edessa"/>
+        <a:font script="Orya" typeface="Kalinga"/>
+        <a:font script="Mlym" typeface="Kartika"/>
+        <a:font script="Laoo" typeface="DokChampa"/>
+        <a:font script="Sinh" typeface="Iskoola Pota"/>
+        <a:font script="Mong" typeface="Mongolian Baiti"/>
+        <a:font script="Viet" typeface="Arial"/>
+        <a:font script="Uigh" typeface="Microsoft Uighur"/>
+        <a:font script="Geor" typeface="Sylfaen"/>
+        <a:font script="Armn" typeface="Arial"/>
+        <a:font script="Bugi" typeface="Leelawadee UI"/>
+        <a:font script="Bopo" typeface="Microsoft JhengHei"/>
+        <a:font script="Java" typeface="Javanese Text"/>
+        <a:font script="Lisu" typeface="Segoe UI"/>
+        <a:font script="Mymr" typeface="Myanmar Text"/>
+        <a:font script="Nkoo" typeface="Ebrima"/>
+        <a:font script="Olck" typeface="Nirmala UI"/>
+        <a:font script="Osma" typeface="Ebrima"/>
+        <a:font script="Phag" typeface="Phagspa"/>
+        <a:font script="Syrn" typeface="Estrangelo Edessa"/>
+        <a:font script="Syrj" typeface="Estrangelo Edessa"/>
+        <a:font script="Syre" typeface="Estrangelo Edessa"/>
+        <a:font script="Sora" typeface="Nirmala UI"/>
+        <a:font script="Tale" typeface="Microsoft Tai Le"/>
+        <a:font script="Talu" typeface="Microsoft New Tai Lue"/>
+        <a:font script="Tfng" typeface="Ebrima"/>
+      </a:minorFont>
+    </a:fontScheme>
+    <a:fmtScheme name="Office">
+      <a:fillStyleLst>
+        <a:solidFill>
+          <a:schemeClr val="phClr"/>
+        </a:solidFill>
+        <a:gradFill rotWithShape="true">
+          <a:gsLst>
+            <a:gs pos="0">
+              <a:schemeClr val="phClr">
+                <a:lumMod val="110000"/>
+                <a:satMod val="105000"/>
+                <a:tint val="67000"/>
+              </a:schemeClr>
+            </a:gs>
+            <a:gs pos="50000">
+              <a:schemeClr val="phClr">
+                <a:lumMod val="105000"/>
+                <a:satMod val="103000"/>
+                <a:tint val="73000"/>
+              </a:schemeClr>
+            </a:gs>
+            <a:gs pos="100000">
+              <a:schemeClr val="phClr">
+                <a:lumMod val="105000"/>
+                <a:satMod val="109000"/>
+                <a:tint val="81000"/>
+              </a:schemeClr>
+            </a:gs>
+          </a:gsLst>
+          <a:lin ang="5400000" scaled="false"/>
+        </a:gradFill>
+        <a:gradFill rotWithShape="true">
+          <a:gsLst>
+            <a:gs pos="0">
+              <a:schemeClr val="phClr">
+                <a:satMod val="103000"/>
+                <a:lumMod val="102000"/>
+                <a:tint val="94000"/>
+              </a:schemeClr>
+            </a:gs>
+            <a:gs pos="50000">
+              <a:schemeClr val="phClr">
+                <a:satMod val="110000"/>
+                <a:lumMod val="100000"/>
+                <a:shade val="100000"/>
+              </a:schemeClr>
+            </a:gs>
+            <a:gs pos="100000">
+              <a:schemeClr val="phClr">
+                <a:lumMod val="99000"/>
+                <a:satMod val="120000"/>
+                <a:shade val="78000"/>
+              </a:schemeClr>
+            </a:gs>
+          </a:gsLst>
+          <a:lin ang="5400000" scaled="false"/>
+        </a:gradFill>
+      </a:fillStyleLst>
+      <a:lnStyleLst>
+        <a:ln w="6350" cap="flat" cmpd="sng" algn="ctr">
+          <a:solidFill>
+            <a:schemeClr val="phClr"/>
+          </a:solidFill>
+          <a:prstDash val="solid"/>
+          <a:miter lim="800000"/>
+        </a:ln>
+        <a:ln w="12700" cap="flat" cmpd="sng" algn="ctr">
+          <a:solidFill>
+            <a:schemeClr val="phClr"/>
+          </a:solidFill>
+          <a:prstDash val="solid"/>
+          <a:miter lim="800000"/>
+        </a:ln>
+        <a:ln w="19050" cap="flat" cmpd="sng" algn="ctr">
+          <a:solidFill>
+            <a:schemeClr val="phClr"/>
+          </a:solidFill>
+          <a:prstDash val="solid"/>
+          <a:miter lim="800000"/>
+        </a:ln>
+      </a:lnStyleLst>
+      <a:effectStyleLst>
+        <a:effectStyle>
+          <a:effectLst/>
+        </a:effectStyle>
+        <a:effectStyle>
+          <a:effectLst/>
+        </a:effectStyle>
+        <a:effectStyle>
+          <a:effectLst>
+            <a:outerShdw blurRad="57150" dist="19050" dir="5400000" algn="ctr" rotWithShape="false">
+              <a:srgbClr val="000000">
+                <a:alpha val="63000"/>
+              </a:srgbClr>
+            </a:outerShdw>
+          </a:effectLst>
+        </a:effectStyle>
+      </a:effectStyleLst>
+      <a:bgFillStyleLst>
+        <a:solidFill>
+          <a:schemeClr val="phClr"/>
+        </a:solidFill>
+        <a:solidFill>
+          <a:schemeClr val="phClr">
+            <a:tint val="95000"/>
+            <a:satMod val="170000"/>
+          </a:schemeClr>
+        </a:solidFill>
+        <a:gradFill rotWithShape="true">
+          <a:gsLst>
+            <a:gs pos="0">
+              <a:schemeClr val="phClr">
+                <a:tint val="93000"/>
+                <a:satMod val="150000"/>
+                <a:shade val="98000"/>
+                <a:lumMod val="102000"/>
+              </a:schemeClr>
+            </a:gs>
+            <a:gs pos="50000">
+              <a:schemeClr val="phClr">
+                <a:tint val="98000"/>
+                <a:satMod val="130000"/>
+                <a:shade val="90000"/>
+                <a:lumMod val="103000"/>
+              </a:schemeClr>
+            </a:gs>
+            <a:gs pos="100000">
+              <a:schemeClr val="phClr">
+                <a:shade val="63000"/>
+                <a:satMod val="120000"/>
+              </a:schemeClr>
+            </a:gs>
+          </a:gsLst>
+          <a:lin ang="5400000" scaled="false"/>
+        </a:gradFill>
+      </a:bgFillStyleLst>
+    </a:fmtScheme>
+  </a:themeElements>
+  <a:objectDefaults/>
+  <a:extraClrSchemeLst/>
+</a:theme>
 </file>